--- a/localization-translation-guidelines/translate-localization-guidelines.docx
+++ b/localization-translation-guidelines/translate-localization-guidelines.docx
@@ -58,7 +58,7 @@
           <w:r>
             <w:fldChar w:fldCharType="separate"/>
           </w:r>
-          <w:hyperlink w:anchor="_Toc214856518" w:history="1">
+          <w:hyperlink w:anchor="_Toc215697539" w:history="1">
             <w:r>
               <w:rPr>
                 <w:rStyle w:val="Hyperlink"/>
@@ -85,7 +85,7 @@
                 <w:noProof/>
                 <w:webHidden/>
               </w:rPr>
-              <w:instrText xml:space="preserve"> PAGEREF _Toc214856518 \h </w:instrText>
+              <w:instrText xml:space="preserve"> PAGEREF _Toc215697539 \h </w:instrText>
             </w:r>
             <w:r>
               <w:rPr>
@@ -132,7 +132,7 @@
               <w14:ligatures w14:val="standardContextual"/>
             </w:rPr>
           </w:pPr>
-          <w:hyperlink w:anchor="_Toc214856519" w:history="1">
+          <w:hyperlink w:anchor="_Toc215697540" w:history="1">
             <w:r>
               <w:rPr>
                 <w:rStyle w:val="Hyperlink"/>
@@ -159,7 +159,7 @@
                 <w:noProof/>
                 <w:webHidden/>
               </w:rPr>
-              <w:instrText xml:space="preserve"> PAGEREF _Toc214856519 \h </w:instrText>
+              <w:instrText xml:space="preserve"> PAGEREF _Toc215697540 \h </w:instrText>
             </w:r>
             <w:r>
               <w:rPr>
@@ -206,7 +206,7 @@
               <w14:ligatures w14:val="standardContextual"/>
             </w:rPr>
           </w:pPr>
-          <w:hyperlink w:anchor="_Toc214856520" w:history="1">
+          <w:hyperlink w:anchor="_Toc215697541" w:history="1">
             <w:r>
               <w:rPr>
                 <w:rStyle w:val="Hyperlink"/>
@@ -233,7 +233,7 @@
                 <w:noProof/>
                 <w:webHidden/>
               </w:rPr>
-              <w:instrText xml:space="preserve"> PAGEREF _Toc214856520 \h </w:instrText>
+              <w:instrText xml:space="preserve"> PAGEREF _Toc215697541 \h </w:instrText>
             </w:r>
             <w:r>
               <w:rPr>
@@ -280,7 +280,7 @@
               <w14:ligatures w14:val="standardContextual"/>
             </w:rPr>
           </w:pPr>
-          <w:hyperlink w:anchor="_Toc214856521" w:history="1">
+          <w:hyperlink w:anchor="_Toc215697542" w:history="1">
             <w:r>
               <w:rPr>
                 <w:rStyle w:val="Hyperlink"/>
@@ -307,7 +307,7 @@
                 <w:noProof/>
                 <w:webHidden/>
               </w:rPr>
-              <w:instrText xml:space="preserve"> PAGEREF _Toc214856521 \h </w:instrText>
+              <w:instrText xml:space="preserve"> PAGEREF _Toc215697542 \h </w:instrText>
             </w:r>
             <w:r>
               <w:rPr>
@@ -354,7 +354,7 @@
               <w14:ligatures w14:val="standardContextual"/>
             </w:rPr>
           </w:pPr>
-          <w:hyperlink w:anchor="_Toc214856522" w:history="1">
+          <w:hyperlink w:anchor="_Toc215697543" w:history="1">
             <w:r>
               <w:rPr>
                 <w:rStyle w:val="Hyperlink"/>
@@ -381,7 +381,7 @@
                 <w:noProof/>
                 <w:webHidden/>
               </w:rPr>
-              <w:instrText xml:space="preserve"> PAGEREF _Toc214856522 \h </w:instrText>
+              <w:instrText xml:space="preserve"> PAGEREF _Toc215697543 \h </w:instrText>
             </w:r>
             <w:r>
               <w:rPr>
@@ -428,7 +428,7 @@
               <w14:ligatures w14:val="standardContextual"/>
             </w:rPr>
           </w:pPr>
-          <w:hyperlink w:anchor="_Toc214856523" w:history="1">
+          <w:hyperlink w:anchor="_Toc215697544" w:history="1">
             <w:r>
               <w:rPr>
                 <w:rStyle w:val="Hyperlink"/>
@@ -455,7 +455,7 @@
                 <w:noProof/>
                 <w:webHidden/>
               </w:rPr>
-              <w:instrText xml:space="preserve"> PAGEREF _Toc214856523 \h </w:instrText>
+              <w:instrText xml:space="preserve"> PAGEREF _Toc215697544 \h </w:instrText>
             </w:r>
             <w:r>
               <w:rPr>
@@ -502,7 +502,7 @@
               <w14:ligatures w14:val="standardContextual"/>
             </w:rPr>
           </w:pPr>
-          <w:hyperlink w:anchor="_Toc214856524" w:history="1">
+          <w:hyperlink w:anchor="_Toc215697545" w:history="1">
             <w:r>
               <w:rPr>
                 <w:rStyle w:val="Hyperlink"/>
@@ -529,7 +529,7 @@
                 <w:noProof/>
                 <w:webHidden/>
               </w:rPr>
-              <w:instrText xml:space="preserve"> PAGEREF _Toc214856524 \h </w:instrText>
+              <w:instrText xml:space="preserve"> PAGEREF _Toc215697545 \h </w:instrText>
             </w:r>
             <w:r>
               <w:rPr>
@@ -576,7 +576,7 @@
               <w14:ligatures w14:val="standardContextual"/>
             </w:rPr>
           </w:pPr>
-          <w:hyperlink w:anchor="_Toc214856525" w:history="1">
+          <w:hyperlink w:anchor="_Toc215697546" w:history="1">
             <w:r>
               <w:rPr>
                 <w:rStyle w:val="Hyperlink"/>
@@ -603,7 +603,7 @@
                 <w:noProof/>
                 <w:webHidden/>
               </w:rPr>
-              <w:instrText xml:space="preserve"> PAGEREF _Toc214856525 \h </w:instrText>
+              <w:instrText xml:space="preserve"> PAGEREF _Toc215697546 \h </w:instrText>
             </w:r>
             <w:r>
               <w:rPr>
@@ -650,7 +650,7 @@
               <w14:ligatures w14:val="standardContextual"/>
             </w:rPr>
           </w:pPr>
-          <w:hyperlink w:anchor="_Toc214856526" w:history="1">
+          <w:hyperlink w:anchor="_Toc215697547" w:history="1">
             <w:r>
               <w:rPr>
                 <w:rStyle w:val="Hyperlink"/>
@@ -677,7 +677,7 @@
                 <w:noProof/>
                 <w:webHidden/>
               </w:rPr>
-              <w:instrText xml:space="preserve"> PAGEREF _Toc214856526 \h </w:instrText>
+              <w:instrText xml:space="preserve"> PAGEREF _Toc215697547 \h </w:instrText>
             </w:r>
             <w:r>
               <w:rPr>
@@ -697,7 +697,7 @@
                 <w:noProof/>
                 <w:webHidden/>
               </w:rPr>
-              <w:t>2</w:t>
+              <w:t>3</w:t>
             </w:r>
             <w:r>
               <w:rPr>
@@ -724,7 +724,7 @@
               <w14:ligatures w14:val="standardContextual"/>
             </w:rPr>
           </w:pPr>
-          <w:hyperlink w:anchor="_Toc214856527" w:history="1">
+          <w:hyperlink w:anchor="_Toc215697548" w:history="1">
             <w:r>
               <w:rPr>
                 <w:rStyle w:val="Hyperlink"/>
@@ -751,7 +751,7 @@
                 <w:noProof/>
                 <w:webHidden/>
               </w:rPr>
-              <w:instrText xml:space="preserve"> PAGEREF _Toc214856527 \h </w:instrText>
+              <w:instrText xml:space="preserve"> PAGEREF _Toc215697548 \h </w:instrText>
             </w:r>
             <w:r>
               <w:rPr>
@@ -798,13 +798,13 @@
               <w14:ligatures w14:val="standardContextual"/>
             </w:rPr>
           </w:pPr>
-          <w:hyperlink w:anchor="_Toc214856528" w:history="1">
+          <w:hyperlink w:anchor="_Toc215697549" w:history="1">
             <w:r>
               <w:rPr>
                 <w:rStyle w:val="Hyperlink"/>
                 <w:noProof/>
               </w:rPr>
-              <w:t>Document types</w:t>
+              <w:t>Specific translations for the Dutch market</w:t>
             </w:r>
             <w:r>
               <w:rPr>
@@ -825,7 +825,229 @@
                 <w:noProof/>
                 <w:webHidden/>
               </w:rPr>
-              <w:instrText xml:space="preserve"> PAGEREF _Toc214856528 \h </w:instrText>
+              <w:instrText xml:space="preserve"> PAGEREF _Toc215697549 \h </w:instrText>
+            </w:r>
+            <w:r>
+              <w:rPr>
+                <w:noProof/>
+                <w:webHidden/>
+              </w:rPr>
+            </w:r>
+            <w:r>
+              <w:rPr>
+                <w:noProof/>
+                <w:webHidden/>
+              </w:rPr>
+              <w:fldChar w:fldCharType="separate"/>
+            </w:r>
+            <w:r>
+              <w:rPr>
+                <w:noProof/>
+                <w:webHidden/>
+              </w:rPr>
+              <w:t>3</w:t>
+            </w:r>
+            <w:r>
+              <w:rPr>
+                <w:noProof/>
+                <w:webHidden/>
+              </w:rPr>
+              <w:fldChar w:fldCharType="end"/>
+            </w:r>
+          </w:hyperlink>
+        </w:p>
+        <w:p>
+          <w:pPr>
+            <w:pStyle w:val="TOC3"/>
+            <w:tabs>
+              <w:tab w:val="right" w:leader="dot" w:pos="10456"/>
+            </w:tabs>
+            <w:rPr>
+              <w:rFonts w:eastAsiaTheme="minorEastAsia"/>
+              <w:noProof/>
+              <w:kern w:val="2"/>
+              <w:sz w:val="24"/>
+              <w:szCs w:val="24"/>
+              <w:lang w:eastAsia="en-ZA"/>
+              <w14:ligatures w14:val="standardContextual"/>
+            </w:rPr>
+          </w:pPr>
+          <w:hyperlink w:anchor="_Toc215697550" w:history="1">
+            <w:r>
+              <w:rPr>
+                <w:rStyle w:val="Hyperlink"/>
+                <w:noProof/>
+              </w:rPr>
+              <w:t>11 Proof</w:t>
+            </w:r>
+            <w:r>
+              <w:rPr>
+                <w:noProof/>
+                <w:webHidden/>
+              </w:rPr>
+              <w:tab/>
+            </w:r>
+            <w:r>
+              <w:rPr>
+                <w:noProof/>
+                <w:webHidden/>
+              </w:rPr>
+              <w:fldChar w:fldCharType="begin"/>
+            </w:r>
+            <w:r>
+              <w:rPr>
+                <w:noProof/>
+                <w:webHidden/>
+              </w:rPr>
+              <w:instrText xml:space="preserve"> PAGEREF _Toc215697550 \h </w:instrText>
+            </w:r>
+            <w:r>
+              <w:rPr>
+                <w:noProof/>
+                <w:webHidden/>
+              </w:rPr>
+            </w:r>
+            <w:r>
+              <w:rPr>
+                <w:noProof/>
+                <w:webHidden/>
+              </w:rPr>
+              <w:fldChar w:fldCharType="separate"/>
+            </w:r>
+            <w:r>
+              <w:rPr>
+                <w:noProof/>
+                <w:webHidden/>
+              </w:rPr>
+              <w:t>3</w:t>
+            </w:r>
+            <w:r>
+              <w:rPr>
+                <w:noProof/>
+                <w:webHidden/>
+              </w:rPr>
+              <w:fldChar w:fldCharType="end"/>
+            </w:r>
+          </w:hyperlink>
+        </w:p>
+        <w:p>
+          <w:pPr>
+            <w:pStyle w:val="TOC3"/>
+            <w:tabs>
+              <w:tab w:val="right" w:leader="dot" w:pos="10456"/>
+            </w:tabs>
+            <w:rPr>
+              <w:rFonts w:eastAsiaTheme="minorEastAsia"/>
+              <w:noProof/>
+              <w:kern w:val="2"/>
+              <w:sz w:val="24"/>
+              <w:szCs w:val="24"/>
+              <w:lang w:eastAsia="en-ZA"/>
+              <w14:ligatures w14:val="standardContextual"/>
+            </w:rPr>
+          </w:pPr>
+          <w:hyperlink w:anchor="_Toc215697551" w:history="1">
+            <w:r>
+              <w:rPr>
+                <w:rStyle w:val="Hyperlink"/>
+                <w:noProof/>
+              </w:rPr>
+              <w:t>Arbitrair</w:t>
+            </w:r>
+            <w:r>
+              <w:rPr>
+                <w:noProof/>
+                <w:webHidden/>
+              </w:rPr>
+              <w:tab/>
+            </w:r>
+            <w:r>
+              <w:rPr>
+                <w:noProof/>
+                <w:webHidden/>
+              </w:rPr>
+              <w:fldChar w:fldCharType="begin"/>
+            </w:r>
+            <w:r>
+              <w:rPr>
+                <w:noProof/>
+                <w:webHidden/>
+              </w:rPr>
+              <w:instrText xml:space="preserve"> PAGEREF _Toc215697551 \h </w:instrText>
+            </w:r>
+            <w:r>
+              <w:rPr>
+                <w:noProof/>
+                <w:webHidden/>
+              </w:rPr>
+            </w:r>
+            <w:r>
+              <w:rPr>
+                <w:noProof/>
+                <w:webHidden/>
+              </w:rPr>
+              <w:fldChar w:fldCharType="separate"/>
+            </w:r>
+            <w:r>
+              <w:rPr>
+                <w:noProof/>
+                <w:webHidden/>
+              </w:rPr>
+              <w:t>3</w:t>
+            </w:r>
+            <w:r>
+              <w:rPr>
+                <w:noProof/>
+                <w:webHidden/>
+              </w:rPr>
+              <w:fldChar w:fldCharType="end"/>
+            </w:r>
+          </w:hyperlink>
+        </w:p>
+        <w:p>
+          <w:pPr>
+            <w:pStyle w:val="TOC3"/>
+            <w:tabs>
+              <w:tab w:val="right" w:leader="dot" w:pos="10456"/>
+            </w:tabs>
+            <w:rPr>
+              <w:rFonts w:eastAsiaTheme="minorEastAsia"/>
+              <w:noProof/>
+              <w:kern w:val="2"/>
+              <w:sz w:val="24"/>
+              <w:szCs w:val="24"/>
+              <w:lang w:eastAsia="en-ZA"/>
+              <w14:ligatures w14:val="standardContextual"/>
+            </w:rPr>
+          </w:pPr>
+          <w:hyperlink w:anchor="_Toc215697552" w:history="1">
+            <w:r>
+              <w:rPr>
+                <w:rStyle w:val="Hyperlink"/>
+                <w:noProof/>
+              </w:rPr>
+              <w:t>Clieop</w:t>
+            </w:r>
+            <w:r>
+              <w:rPr>
+                <w:noProof/>
+                <w:webHidden/>
+              </w:rPr>
+              <w:tab/>
+            </w:r>
+            <w:r>
+              <w:rPr>
+                <w:noProof/>
+                <w:webHidden/>
+              </w:rPr>
+              <w:fldChar w:fldCharType="begin"/>
+            </w:r>
+            <w:r>
+              <w:rPr>
+                <w:noProof/>
+                <w:webHidden/>
+              </w:rPr>
+              <w:instrText xml:space="preserve"> PAGEREF _Toc215697552 \h </w:instrText>
             </w:r>
             <w:r>
               <w:rPr>
@@ -872,13 +1094,13 @@
               <w14:ligatures w14:val="standardContextual"/>
             </w:rPr>
           </w:pPr>
-          <w:hyperlink w:anchor="_Toc214856529" w:history="1">
+          <w:hyperlink w:anchor="_Toc215697553" w:history="1">
             <w:r>
               <w:rPr>
                 <w:rStyle w:val="Hyperlink"/>
                 <w:noProof/>
               </w:rPr>
-              <w:t>Paths to Menu Items (Use Arrow and Single Quotes)</w:t>
+              <w:t>Document types</w:t>
             </w:r>
             <w:r>
               <w:rPr>
@@ -899,7 +1121,7 @@
                 <w:noProof/>
                 <w:webHidden/>
               </w:rPr>
-              <w:instrText xml:space="preserve"> PAGEREF _Toc214856529 \h </w:instrText>
+              <w:instrText xml:space="preserve"> PAGEREF _Toc215697553 \h </w:instrText>
             </w:r>
             <w:r>
               <w:rPr>
@@ -919,7 +1141,7 @@
                 <w:noProof/>
                 <w:webHidden/>
               </w:rPr>
-              <w:t>3</w:t>
+              <w:t>4</w:t>
             </w:r>
             <w:r>
               <w:rPr>
@@ -946,13 +1168,13 @@
               <w14:ligatures w14:val="standardContextual"/>
             </w:rPr>
           </w:pPr>
-          <w:hyperlink w:anchor="_Toc214856530" w:history="1">
+          <w:hyperlink w:anchor="_Toc215697554" w:history="1">
             <w:r>
               <w:rPr>
                 <w:rStyle w:val="Hyperlink"/>
                 <w:noProof/>
               </w:rPr>
-              <w:t>Buttons within language files</w:t>
+              <w:t>Paths to Menu Items (Use Arrow and Single Quotes)</w:t>
             </w:r>
             <w:r>
               <w:rPr>
@@ -973,7 +1195,7 @@
                 <w:noProof/>
                 <w:webHidden/>
               </w:rPr>
-              <w:instrText xml:space="preserve"> PAGEREF _Toc214856530 \h </w:instrText>
+              <w:instrText xml:space="preserve"> PAGEREF _Toc215697554 \h </w:instrText>
             </w:r>
             <w:r>
               <w:rPr>
@@ -1020,13 +1242,13 @@
               <w14:ligatures w14:val="standardContextual"/>
             </w:rPr>
           </w:pPr>
-          <w:hyperlink w:anchor="_Toc214856531" w:history="1">
+          <w:hyperlink w:anchor="_Toc215697555" w:history="1">
             <w:r>
               <w:rPr>
                 <w:rStyle w:val="Hyperlink"/>
                 <w:noProof/>
               </w:rPr>
-              <w:t>Spelling, Typos, Punctuation, and Shortcuts</w:t>
+              <w:t>Buttons within language files</w:t>
             </w:r>
             <w:r>
               <w:rPr>
@@ -1047,7 +1269,81 @@
                 <w:noProof/>
                 <w:webHidden/>
               </w:rPr>
-              <w:instrText xml:space="preserve"> PAGEREF _Toc214856531 \h </w:instrText>
+              <w:instrText xml:space="preserve"> PAGEREF _Toc215697555 \h </w:instrText>
+            </w:r>
+            <w:r>
+              <w:rPr>
+                <w:noProof/>
+                <w:webHidden/>
+              </w:rPr>
+            </w:r>
+            <w:r>
+              <w:rPr>
+                <w:noProof/>
+                <w:webHidden/>
+              </w:rPr>
+              <w:fldChar w:fldCharType="separate"/>
+            </w:r>
+            <w:r>
+              <w:rPr>
+                <w:noProof/>
+                <w:webHidden/>
+              </w:rPr>
+              <w:t>4</w:t>
+            </w:r>
+            <w:r>
+              <w:rPr>
+                <w:noProof/>
+                <w:webHidden/>
+              </w:rPr>
+              <w:fldChar w:fldCharType="end"/>
+            </w:r>
+          </w:hyperlink>
+        </w:p>
+        <w:p>
+          <w:pPr>
+            <w:pStyle w:val="TOC2"/>
+            <w:tabs>
+              <w:tab w:val="right" w:leader="dot" w:pos="10456"/>
+            </w:tabs>
+            <w:rPr>
+              <w:rFonts w:eastAsiaTheme="minorEastAsia"/>
+              <w:noProof/>
+              <w:kern w:val="2"/>
+              <w:sz w:val="24"/>
+              <w:szCs w:val="24"/>
+              <w:lang w:eastAsia="en-ZA"/>
+              <w14:ligatures w14:val="standardContextual"/>
+            </w:rPr>
+          </w:pPr>
+          <w:hyperlink w:anchor="_Toc215697556" w:history="1">
+            <w:r>
+              <w:rPr>
+                <w:rStyle w:val="Hyperlink"/>
+                <w:noProof/>
+              </w:rPr>
+              <w:t>Spelling, Typos, Punctuation, and Shortcuts</w:t>
+            </w:r>
+            <w:r>
+              <w:rPr>
+                <w:noProof/>
+                <w:webHidden/>
+              </w:rPr>
+              <w:tab/>
+            </w:r>
+            <w:r>
+              <w:rPr>
+                <w:noProof/>
+                <w:webHidden/>
+              </w:rPr>
+              <w:fldChar w:fldCharType="begin"/>
+            </w:r>
+            <w:r>
+              <w:rPr>
+                <w:noProof/>
+                <w:webHidden/>
+              </w:rPr>
+              <w:instrText xml:space="preserve"> PAGEREF _Toc215697556 \h </w:instrText>
             </w:r>
             <w:r>
               <w:rPr>
@@ -1094,7 +1390,7 @@
               <w14:ligatures w14:val="standardContextual"/>
             </w:rPr>
           </w:pPr>
-          <w:hyperlink w:anchor="_Toc214856532" w:history="1">
+          <w:hyperlink w:anchor="_Toc215697557" w:history="1">
             <w:r>
               <w:rPr>
                 <w:rStyle w:val="Hyperlink"/>
@@ -1121,7 +1417,7 @@
                 <w:noProof/>
                 <w:webHidden/>
               </w:rPr>
-              <w:instrText xml:space="preserve"> PAGEREF _Toc214856532 \h </w:instrText>
+              <w:instrText xml:space="preserve"> PAGEREF _Toc215697557 \h </w:instrText>
             </w:r>
             <w:r>
               <w:rPr>
@@ -1168,7 +1464,7 @@
               <w14:ligatures w14:val="standardContextual"/>
             </w:rPr>
           </w:pPr>
-          <w:hyperlink w:anchor="_Toc214856533" w:history="1">
+          <w:hyperlink w:anchor="_Toc215697558" w:history="1">
             <w:r>
               <w:rPr>
                 <w:rStyle w:val="Hyperlink"/>
@@ -1195,7 +1491,7 @@
                 <w:noProof/>
                 <w:webHidden/>
               </w:rPr>
-              <w:instrText xml:space="preserve"> PAGEREF _Toc214856533 \h </w:instrText>
+              <w:instrText xml:space="preserve"> PAGEREF _Toc215697558 \h </w:instrText>
             </w:r>
             <w:r>
               <w:rPr>
@@ -1242,7 +1538,7 @@
               <w14:ligatures w14:val="standardContextual"/>
             </w:rPr>
           </w:pPr>
-          <w:hyperlink w:anchor="_Toc214856534" w:history="1">
+          <w:hyperlink w:anchor="_Toc215697559" w:history="1">
             <w:r>
               <w:rPr>
                 <w:rStyle w:val="Hyperlink"/>
@@ -1269,7 +1565,7 @@
                 <w:noProof/>
                 <w:webHidden/>
               </w:rPr>
-              <w:instrText xml:space="preserve"> PAGEREF _Toc214856534 \h </w:instrText>
+              <w:instrText xml:space="preserve"> PAGEREF _Toc215697559 \h </w:instrText>
             </w:r>
             <w:r>
               <w:rPr>
@@ -1289,7 +1585,7 @@
                 <w:noProof/>
                 <w:webHidden/>
               </w:rPr>
-              <w:t>5</w:t>
+              <w:t>6</w:t>
             </w:r>
             <w:r>
               <w:rPr>
@@ -1316,7 +1612,7 @@
               <w14:ligatures w14:val="standardContextual"/>
             </w:rPr>
           </w:pPr>
-          <w:hyperlink w:anchor="_Toc214856535" w:history="1">
+          <w:hyperlink w:anchor="_Toc215697560" w:history="1">
             <w:r>
               <w:rPr>
                 <w:rStyle w:val="Hyperlink"/>
@@ -1343,7 +1639,7 @@
                 <w:noProof/>
                 <w:webHidden/>
               </w:rPr>
-              <w:instrText xml:space="preserve"> PAGEREF _Toc214856535 \h </w:instrText>
+              <w:instrText xml:space="preserve"> PAGEREF _Toc215697560 \h </w:instrText>
             </w:r>
             <w:r>
               <w:rPr>
@@ -1390,7 +1686,7 @@
               <w14:ligatures w14:val="standardContextual"/>
             </w:rPr>
           </w:pPr>
-          <w:hyperlink w:anchor="_Toc214856536" w:history="1">
+          <w:hyperlink w:anchor="_Toc215697561" w:history="1">
             <w:r>
               <w:rPr>
                 <w:rStyle w:val="Hyperlink"/>
@@ -1417,7 +1713,7 @@
                 <w:noProof/>
                 <w:webHidden/>
               </w:rPr>
-              <w:instrText xml:space="preserve"> PAGEREF _Toc214856536 \h </w:instrText>
+              <w:instrText xml:space="preserve"> PAGEREF _Toc215697561 \h </w:instrText>
             </w:r>
             <w:r>
               <w:rPr>
@@ -1464,7 +1760,7 @@
               <w14:ligatures w14:val="standardContextual"/>
             </w:rPr>
           </w:pPr>
-          <w:hyperlink w:anchor="_Toc214856537" w:history="1">
+          <w:hyperlink w:anchor="_Toc215697562" w:history="1">
             <w:r>
               <w:rPr>
                 <w:rStyle w:val="Hyperlink"/>
@@ -1491,7 +1787,7 @@
                 <w:noProof/>
                 <w:webHidden/>
               </w:rPr>
-              <w:instrText xml:space="preserve"> PAGEREF _Toc214856537 \h </w:instrText>
+              <w:instrText xml:space="preserve"> PAGEREF _Toc215697562 \h </w:instrText>
             </w:r>
             <w:r>
               <w:rPr>
@@ -1538,7 +1834,7 @@
               <w14:ligatures w14:val="standardContextual"/>
             </w:rPr>
           </w:pPr>
-          <w:hyperlink w:anchor="_Toc214856538" w:history="1">
+          <w:hyperlink w:anchor="_Toc215697563" w:history="1">
             <w:r>
               <w:rPr>
                 <w:rStyle w:val="Hyperlink"/>
@@ -1565,7 +1861,7 @@
                 <w:noProof/>
                 <w:webHidden/>
               </w:rPr>
-              <w:instrText xml:space="preserve"> PAGEREF _Toc214856538 \h </w:instrText>
+              <w:instrText xml:space="preserve"> PAGEREF _Toc215697563 \h </w:instrText>
             </w:r>
             <w:r>
               <w:rPr>
@@ -1585,7 +1881,7 @@
                 <w:noProof/>
                 <w:webHidden/>
               </w:rPr>
-              <w:t>8</w:t>
+              <w:t>9</w:t>
             </w:r>
             <w:r>
               <w:rPr>
@@ -1619,7 +1915,7 @@
       <w:pPr>
         <w:pStyle w:val="Heading1"/>
       </w:pPr>
-      <w:bookmarkStart w:id="0" w:name="_Toc214856518"/>
+      <w:bookmarkStart w:id="0" w:name="_Toc215697539"/>
       <w:r>
         <w:t>NOTES on Translation/localization of your selected language file</w:t>
       </w:r>
@@ -1643,21 +1939,10 @@
     </w:p>
     <w:p>
       <w:pPr>
-        <w:pStyle w:val="Heading2"/>
-      </w:pPr>
-      <w:bookmarkStart w:id="1" w:name="_Toc214856519"/>
-      <w:proofErr w:type="spellStart"/>
-      <w:r>
-        <w:t>LabelID</w:t>
-      </w:r>
-      <w:proofErr w:type="spellEnd"/>
-      <w:r>
-        <w:t xml:space="preserve"> - 1000000 The Master Language File</w:t>
-      </w:r>
-      <w:bookmarkEnd w:id="1"/>
-      <w:r>
-        <w:t xml:space="preserve"> </w:t>
-      </w:r>
+        <w:rPr>
+          <w:lang w:val="x-none"/>
+        </w:rPr>
+      </w:pPr>
     </w:p>
     <w:p>
       <w:pPr>
@@ -1665,29 +1950,68 @@
           <w:lang w:val="x-none"/>
         </w:rPr>
       </w:pPr>
+    </w:p>
+    <w:p>
+      <w:pPr>
+        <w:rPr>
+          <w:lang w:val="x-none"/>
+        </w:rPr>
+      </w:pPr>
+    </w:p>
+    <w:p>
+      <w:pPr>
+        <w:rPr>
+          <w:lang w:val="x-none"/>
+        </w:rPr>
+      </w:pPr>
+    </w:p>
+    <w:p>
+      <w:pPr>
+        <w:rPr>
+          <w:lang w:val="x-none"/>
+        </w:rPr>
+      </w:pPr>
+    </w:p>
+    <w:p>
+      <w:pPr>
+        <w:rPr>
+          <w:lang w:val="x-none"/>
+        </w:rPr>
+      </w:pPr>
+    </w:p>
+    <w:p>
+      <w:pPr>
+        <w:pStyle w:val="Heading2"/>
+      </w:pPr>
+      <w:bookmarkStart w:id="1" w:name="_Toc215697540"/>
+      <w:r>
+        <w:lastRenderedPageBreak/>
+        <w:t>LabelID - 1000000 The Master Language File</w:t>
+      </w:r>
+      <w:bookmarkEnd w:id="1"/>
+      <w:r>
+        <w:t xml:space="preserve"> </w:t>
+      </w:r>
+    </w:p>
+    <w:p>
+      <w:pPr>
+        <w:rPr>
+          <w:lang w:val="x-none"/>
+        </w:rPr>
+      </w:pPr>
       <w:r>
         <w:rPr>
           <w:lang w:val="x-none"/>
         </w:rPr>
         <w:t xml:space="preserve">The first label in the language file, </w:t>
       </w:r>
-      <w:proofErr w:type="spellStart"/>
       <w:r>
         <w:rPr>
           <w:b/>
           <w:bCs/>
           <w:lang w:val="x-none"/>
         </w:rPr>
-        <w:t>LabelID</w:t>
-      </w:r>
-      <w:proofErr w:type="spellEnd"/>
-      <w:r>
-        <w:rPr>
-          <w:b/>
-          <w:bCs/>
-          <w:lang w:val="x-none"/>
-        </w:rPr>
-        <w:t xml:space="preserve"> 1000000</w:t>
+        <w:t>LabelID 1000000</w:t>
       </w:r>
       <w:r>
         <w:rPr>
@@ -1747,21 +2071,7 @@
         <w:rPr>
           <w:lang w:val="x-none"/>
         </w:rPr>
-        <w:t xml:space="preserve"> (e.g., </w:t>
-      </w:r>
-      <w:proofErr w:type="spellStart"/>
-      <w:r>
-        <w:rPr>
-          <w:lang w:val="x-none"/>
-        </w:rPr>
-        <w:t>en</w:t>
-      </w:r>
-      <w:proofErr w:type="spellEnd"/>
-      <w:r>
-        <w:rPr>
-          <w:lang w:val="x-none"/>
-        </w:rPr>
-        <w:t>-US).</w:t>
+        <w:t xml:space="preserve"> (e.g., en-US).</w:t>
       </w:r>
     </w:p>
     <w:p>
@@ -2022,21 +2332,7 @@
               <w:rPr>
                 <w:lang w:val="x-none"/>
               </w:rPr>
-              <w:t>English Master File for English United States of America (</w:t>
-            </w:r>
-            <w:proofErr w:type="spellStart"/>
-            <w:r>
-              <w:rPr>
-                <w:lang w:val="x-none"/>
-              </w:rPr>
-              <w:t>en</w:t>
-            </w:r>
-            <w:proofErr w:type="spellEnd"/>
-            <w:r>
-              <w:rPr>
-                <w:lang w:val="x-none"/>
-              </w:rPr>
-              <w:t>-US) - Do Not Translate. To customize this language file, create a copy.</w:t>
+              <w:t>English Master File for English United States of America (en-US) - Do Not Translate. To customize this language file, create a copy.</w:t>
             </w:r>
           </w:p>
         </w:tc>
@@ -2068,34 +2364,11 @@
     </w:tbl>
     <w:p>
       <w:pPr>
-        <w:rPr>
-          <w:b/>
-          <w:bCs/>
-          <w:lang w:val="x-none"/>
-        </w:rPr>
-      </w:pPr>
-    </w:p>
-    <w:p>
-      <w:pPr>
         <w:pStyle w:val="Heading2"/>
       </w:pPr>
-      <w:bookmarkStart w:id="2" w:name="_Toc214856520"/>
-      <w:proofErr w:type="spellStart"/>
-      <w:r>
-        <w:lastRenderedPageBreak/>
-        <w:t>LabelID</w:t>
-      </w:r>
-      <w:proofErr w:type="spellEnd"/>
-      <w:r>
-        <w:t xml:space="preserve"> - 581 *</w:t>
-      </w:r>
-      <w:proofErr w:type="gramStart"/>
-      <w:r>
-        <w:t>Translate :</w:t>
-      </w:r>
-      <w:proofErr w:type="gramEnd"/>
-      <w:r>
-        <w:t xml:space="preserve"> Enter your details - You may enter your name</w:t>
+      <w:bookmarkStart w:id="2" w:name="_Toc215697541"/>
+      <w:r>
+        <w:t>LabelID - 581 *Translate : Enter your details - You may enter your name</w:t>
       </w:r>
       <w:bookmarkEnd w:id="2"/>
       <w:r>
@@ -2256,7 +2529,7 @@
       <w:pPr>
         <w:pStyle w:val="Heading2"/>
       </w:pPr>
-      <w:bookmarkStart w:id="3" w:name="_Toc214856521"/>
+      <w:bookmarkStart w:id="3" w:name="_Toc215697542"/>
       <w:r>
         <w:t>Dynamic Place holders</w:t>
       </w:r>
@@ -2269,7 +2542,7 @@
       <w:pPr>
         <w:pStyle w:val="Heading3"/>
       </w:pPr>
-      <w:bookmarkStart w:id="4" w:name="_Toc214856522"/>
+      <w:bookmarkStart w:id="4" w:name="_Toc215697543"/>
       <w:r>
         <w:t>&lt;@APPNAME@&gt; there are 45 labels that include the &lt;@APPNAME@&gt; placeholder.</w:t>
       </w:r>
@@ -2378,7 +2651,7 @@
       <w:pPr>
         <w:pStyle w:val="Heading3"/>
       </w:pPr>
-      <w:bookmarkStart w:id="5" w:name="_Toc214856523"/>
+      <w:bookmarkStart w:id="5" w:name="_Toc215697544"/>
       <w:r>
         <w:t>%s placeholders</w:t>
       </w:r>
@@ -2439,8 +2712,9 @@
       <w:pPr>
         <w:pStyle w:val="Heading2"/>
       </w:pPr>
-      <w:bookmarkStart w:id="6" w:name="_Toc214856524"/>
-      <w:r>
+      <w:bookmarkStart w:id="6" w:name="_Toc215697545"/>
+      <w:r>
+        <w:lastRenderedPageBreak/>
         <w:t>Currencies</w:t>
       </w:r>
       <w:bookmarkEnd w:id="6"/>
@@ -2452,7 +2726,7 @@
       <w:pPr>
         <w:pStyle w:val="Heading3"/>
       </w:pPr>
-      <w:bookmarkStart w:id="7" w:name="_Toc214856525"/>
+      <w:bookmarkStart w:id="7" w:name="_Toc215697546"/>
       <w:r>
         <w:t>Amount in words</w:t>
       </w:r>
@@ -2552,7 +2826,7 @@
       <w:pPr>
         <w:pStyle w:val="Heading3"/>
       </w:pPr>
-      <w:bookmarkStart w:id="8" w:name="_Toc214856526"/>
+      <w:bookmarkStart w:id="8" w:name="_Toc215697547"/>
       <w:r>
         <w:t>Currency Symbol</w:t>
       </w:r>
@@ -2575,9 +2849,8 @@
       <w:pPr>
         <w:pStyle w:val="Heading2"/>
       </w:pPr>
-      <w:bookmarkStart w:id="9" w:name="_Toc214856527"/>
-      <w:r>
-        <w:lastRenderedPageBreak/>
+      <w:bookmarkStart w:id="9" w:name="_Toc215697548"/>
+      <w:r>
         <w:t>Specific characters should be retained within Translations</w:t>
       </w:r>
       <w:bookmarkEnd w:id="9"/>
@@ -2595,57 +2868,19 @@
           <w:lang w:val="x-none"/>
         </w:rPr>
       </w:pPr>
-      <w:proofErr w:type="spellStart"/>
       <w:r>
         <w:rPr>
           <w:b/>
           <w:bCs/>
           <w:lang w:val="x-none"/>
         </w:rPr>
-        <w:t>LabelID</w:t>
-      </w:r>
-      <w:proofErr w:type="spellEnd"/>
-      <w:r>
-        <w:rPr>
-          <w:b/>
-          <w:bCs/>
-          <w:lang w:val="x-none"/>
-        </w:rPr>
-        <w:t xml:space="preserve"> 20123</w:t>
-      </w:r>
-      <w:r>
-        <w:rPr>
-          <w:lang w:val="x-none"/>
-        </w:rPr>
-        <w:t xml:space="preserve"> Filter (*.</w:t>
-      </w:r>
-      <w:proofErr w:type="spellStart"/>
-      <w:r>
-        <w:rPr>
-          <w:lang w:val="x-none"/>
-        </w:rPr>
-        <w:t>flt</w:t>
-      </w:r>
-      <w:proofErr w:type="spellEnd"/>
-      <w:r>
-        <w:rPr>
-          <w:lang w:val="x-none"/>
-        </w:rPr>
-        <w:t>)|*.</w:t>
-      </w:r>
-      <w:proofErr w:type="spellStart"/>
-      <w:r>
-        <w:rPr>
-          <w:lang w:val="x-none"/>
-        </w:rPr>
-        <w:t>flt</w:t>
-      </w:r>
-      <w:proofErr w:type="spellEnd"/>
-      <w:r>
-        <w:rPr>
-          <w:lang w:val="x-none"/>
-        </w:rPr>
-        <w:t xml:space="preserve"> the Pipe character inside the file extension must be included as this may cause issues with dialog boxes.  </w:t>
+        <w:t>LabelID 20123</w:t>
+      </w:r>
+      <w:r>
+        <w:rPr>
+          <w:lang w:val="x-none"/>
+        </w:rPr>
+        <w:t xml:space="preserve"> Filter (*.flt)|*.flt the Pipe character inside the file extension must be included as this may cause issues with dialog boxes.  </w:t>
       </w:r>
     </w:p>
     <w:p>
@@ -2727,16 +2962,8 @@
         <w:rPr>
           <w:lang w:val="x-none"/>
         </w:rPr>
-        <w:t xml:space="preserve">1122    "Price </w:t>
-      </w:r>
-      <w:proofErr w:type="spellStart"/>
-      <w:r>
-        <w:rPr>
-          <w:lang w:val="x-none"/>
-        </w:rPr>
-        <w:t>Name",Value</w:t>
-      </w:r>
-      <w:proofErr w:type="spellEnd"/>
+        <w:t>1122    "Price Name",Value</w:t>
+      </w:r>
     </w:p>
     <w:p>
       <w:pPr>
@@ -2793,11 +3020,341 @@
       <w:pPr>
         <w:pStyle w:val="Heading2"/>
       </w:pPr>
-      <w:bookmarkStart w:id="10" w:name="_Toc214856528"/>
+      <w:bookmarkStart w:id="10" w:name="_Toc215697549"/>
+      <w:r>
+        <w:t>Specific translations for the Dutch market</w:t>
+      </w:r>
+      <w:bookmarkEnd w:id="10"/>
+    </w:p>
+    <w:p>
+      <w:pPr>
+        <w:pStyle w:val="Heading3"/>
+      </w:pPr>
+      <w:bookmarkStart w:id="11" w:name="_Toc215697550"/>
+      <w:r>
+        <w:t xml:space="preserve">11 </w:t>
+      </w:r>
+      <w:r>
+        <w:t>Proof</w:t>
+      </w:r>
+      <w:bookmarkEnd w:id="11"/>
+      <w:r>
+        <w:t xml:space="preserve"> </w:t>
+      </w:r>
+    </w:p>
+    <w:p>
+      <w:pPr>
+        <w:rPr>
+          <w:lang w:val="x-none"/>
+        </w:rPr>
+      </w:pPr>
+      <w:r>
+        <w:rPr>
+          <w:b/>
+          <w:bCs/>
+          <w:lang w:val="x-none"/>
+        </w:rPr>
+        <w:t xml:space="preserve">What it is: </w:t>
+      </w:r>
+      <w:r>
+        <w:rPr>
+          <w:lang w:val="x-none"/>
+        </w:rPr>
+        <w:t>A unique Dutch algorithm used to validate official numbers like Bank Accounts, Citizen Service Numbers (BSN), and formerly SOFI numbers. It checks if a number is valid, not just random digits.</w:t>
+      </w:r>
+    </w:p>
+    <w:p>
+      <w:pPr>
+        <w:rPr>
+          <w:lang w:val="x-none"/>
+        </w:rPr>
+      </w:pPr>
+      <w:r>
+        <w:rPr>
+          <w:lang w:val="x-none"/>
+        </w:rPr>
+        <w:t>11 Proof appears on the Accounting information tab of Debtor/Creditor accounts.</w:t>
+      </w:r>
+    </w:p>
+    <w:p>
+      <w:pPr>
+        <w:rPr>
+          <w:lang w:val="x-none"/>
+        </w:rPr>
+      </w:pPr>
+      <w:r>
+        <w:rPr>
+          <w:lang w:val="x-none"/>
+        </w:rPr>
+        <w:t>2208</w:t>
+      </w:r>
+      <w:r>
+        <w:rPr>
+          <w:lang w:val="x-none"/>
+        </w:rPr>
+        <w:tab/>
+        <w:t>11 Proof</w:t>
+      </w:r>
+    </w:p>
+    <w:p>
+      <w:pPr>
+        <w:rPr>
+          <w:lang w:val="x-none"/>
+        </w:rPr>
+      </w:pPr>
+      <w:r>
+        <w:rPr>
+          <w:lang w:val="x-none"/>
+        </w:rPr>
+        <w:t>2239</w:t>
+      </w:r>
+      <w:r>
+        <w:rPr>
+          <w:lang w:val="x-none"/>
+        </w:rPr>
+        <w:tab/>
+        <w:t>11 Proof</w:t>
+      </w:r>
+    </w:p>
+    <w:p>
+      <w:pPr>
+        <w:rPr>
+          <w:lang w:val="x-none"/>
+        </w:rPr>
+      </w:pPr>
+      <w:r>
+        <w:rPr>
+          <w:lang w:val="x-none"/>
+        </w:rPr>
+        <w:t>3087</w:t>
+      </w:r>
+      <w:r>
+        <w:rPr>
+          <w:lang w:val="x-none"/>
+        </w:rPr>
+        <w:tab/>
+        <w:t>Number %s is not a valid 11 proof number!</w:t>
+      </w:r>
+    </w:p>
+    <w:p>
+      <w:pPr>
+        <w:pStyle w:val="Heading3"/>
+      </w:pPr>
+      <w:bookmarkStart w:id="12" w:name="_Toc215697551"/>
+      <w:r>
+        <w:t>Arbitrair</w:t>
+      </w:r>
+      <w:bookmarkEnd w:id="12"/>
+      <w:r>
+        <w:t xml:space="preserve"> </w:t>
+      </w:r>
+    </w:p>
+    <w:p>
+      <w:pPr>
+        <w:rPr>
+          <w:lang w:val="x-none"/>
+        </w:rPr>
+      </w:pPr>
+      <w:r>
+        <w:rPr>
+          <w:b/>
+          <w:bCs/>
+          <w:lang w:val="x-none"/>
+        </w:rPr>
+        <w:t xml:space="preserve">What it is: </w:t>
+      </w:r>
+      <w:r>
+        <w:rPr>
+          <w:lang w:val="x-none"/>
+        </w:rPr>
+        <w:t xml:space="preserve">In Dutch banking, this refers to a </w:t>
+      </w:r>
+      <w:r>
+        <w:rPr>
+          <w:b/>
+          <w:bCs/>
+          <w:lang w:val="x-none"/>
+        </w:rPr>
+        <w:t>"variable" or "discretionary"</w:t>
+      </w:r>
+      <w:r>
+        <w:rPr>
+          <w:lang w:val="x-none"/>
+        </w:rPr>
+        <w:t xml:space="preserve"> payment amount. It's a field on payment forms where the amount isn't pre-printed or fixed, but filled in by the payer.</w:t>
+      </w:r>
+    </w:p>
+    <w:p>
+      <w:pPr>
+        <w:rPr>
+          <w:lang w:val="x-none"/>
+        </w:rPr>
+      </w:pPr>
+      <w:r>
+        <w:rPr>
+          <w:lang w:val="x-none"/>
+        </w:rPr>
+        <w:t>Arbitrair appears on the Accounting information tab of Debtor/Creditor accounts.</w:t>
+      </w:r>
+    </w:p>
+    <w:p>
+      <w:pPr>
+        <w:rPr>
+          <w:lang w:val="x-none"/>
+        </w:rPr>
+      </w:pPr>
+      <w:r>
+        <w:rPr>
+          <w:lang w:val="x-none"/>
+        </w:rPr>
+        <w:t>2209</w:t>
+      </w:r>
+      <w:r>
+        <w:rPr>
+          <w:lang w:val="x-none"/>
+        </w:rPr>
+        <w:tab/>
+        <w:t>Arbitrair</w:t>
+      </w:r>
+    </w:p>
+    <w:p>
+      <w:pPr>
+        <w:rPr>
+          <w:lang w:val="x-none"/>
+        </w:rPr>
+      </w:pPr>
+    </w:p>
+    <w:p>
+      <w:pPr>
+        <w:pStyle w:val="Heading3"/>
+      </w:pPr>
+      <w:bookmarkStart w:id="13" w:name="_Toc215697552"/>
+      <w:r>
+        <w:lastRenderedPageBreak/>
+        <w:t>Clieop</w:t>
+      </w:r>
+      <w:bookmarkEnd w:id="13"/>
+      <w:r>
+        <w:t xml:space="preserve"> </w:t>
+      </w:r>
+    </w:p>
+    <w:p>
+      <w:pPr>
+        <w:rPr>
+          <w:lang w:val="x-none"/>
+        </w:rPr>
+      </w:pPr>
+      <w:r>
+        <w:rPr>
+          <w:lang w:val="x-none"/>
+        </w:rPr>
+        <w:t>Clieop appears on the Automatic receipts and Automatic payments options in the F9: Batch processing option launched within Journal entry (F2) screens.</w:t>
+      </w:r>
+    </w:p>
+    <w:p>
+      <w:pPr>
+        <w:rPr>
+          <w:lang w:val="x-none"/>
+        </w:rPr>
+      </w:pPr>
+      <w:r>
+        <w:rPr>
+          <w:b/>
+          <w:bCs/>
+          <w:lang w:val="x-none"/>
+        </w:rPr>
+        <w:t xml:space="preserve">What it is: </w:t>
+      </w:r>
+      <w:r>
+        <w:rPr>
+          <w:lang w:val="x-none"/>
+        </w:rPr>
+        <w:t xml:space="preserve">A </w:t>
+      </w:r>
+      <w:r>
+        <w:rPr>
+          <w:b/>
+          <w:bCs/>
+          <w:lang w:val="x-none"/>
+        </w:rPr>
+        <w:t>Dutch-specific, legacy file format</w:t>
+      </w:r>
+      <w:r>
+        <w:rPr>
+          <w:lang w:val="x-none"/>
+        </w:rPr>
+        <w:t xml:space="preserve"> for batch payment processing (like the Dutch version of SEPA direct debit files). The name is an acronym.</w:t>
+      </w:r>
+    </w:p>
+    <w:p>
+      <w:pPr>
+        <w:rPr>
+          <w:lang w:val="x-none"/>
+        </w:rPr>
+      </w:pPr>
+      <w:r>
+        <w:rPr>
+          <w:lang w:val="x-none"/>
+        </w:rPr>
+        <w:t>2214</w:t>
+      </w:r>
+      <w:r>
+        <w:rPr>
+          <w:lang w:val="x-none"/>
+        </w:rPr>
+        <w:tab/>
+        <w:t>Create Clieop file</w:t>
+      </w:r>
+    </w:p>
+    <w:p>
+      <w:pPr>
+        <w:rPr>
+          <w:lang w:val="x-none"/>
+        </w:rPr>
+      </w:pPr>
+      <w:r>
+        <w:rPr>
+          <w:lang w:val="x-none"/>
+        </w:rPr>
+        <w:t>3070</w:t>
+      </w:r>
+      <w:r>
+        <w:rPr>
+          <w:lang w:val="x-none"/>
+        </w:rPr>
+        <w:tab/>
+        <w:t>Clieop comment lines must be filled!</w:t>
+      </w:r>
+    </w:p>
+    <w:p>
+      <w:pPr>
+        <w:rPr>
+          <w:lang w:val="x-none"/>
+        </w:rPr>
+      </w:pPr>
+      <w:r>
+        <w:rPr>
+          <w:lang w:val="x-none"/>
+        </w:rPr>
+        <w:t>3327</w:t>
+      </w:r>
+      <w:r>
+        <w:rPr>
+          <w:lang w:val="x-none"/>
+        </w:rPr>
+        <w:tab/>
+        <w:t>Clieop comment</w:t>
+      </w:r>
+    </w:p>
+    <w:p>
+      <w:pPr>
+        <w:pStyle w:val="Heading2"/>
+      </w:pPr>
+      <w:bookmarkStart w:id="14" w:name="_Toc215697553"/>
       <w:r>
         <w:t>Document types</w:t>
       </w:r>
-      <w:bookmarkEnd w:id="10"/>
+      <w:bookmarkEnd w:id="14"/>
       <w:r>
         <w:t xml:space="preserve"> </w:t>
       </w:r>
@@ -2869,11 +3426,11 @@
       <w:pPr>
         <w:pStyle w:val="Heading2"/>
       </w:pPr>
-      <w:bookmarkStart w:id="11" w:name="_Toc214856529"/>
+      <w:bookmarkStart w:id="15" w:name="_Toc215697554"/>
       <w:r>
         <w:t>Paths to Menu Items (Use Arrow and Single Quotes)</w:t>
       </w:r>
-      <w:bookmarkEnd w:id="11"/>
+      <w:bookmarkEnd w:id="15"/>
     </w:p>
     <w:p>
       <w:pPr>
@@ -3005,7 +3562,6 @@
                 <w:lang w:val="x-none"/>
               </w:rPr>
             </w:pPr>
-            <w:proofErr w:type="spellStart"/>
             <w:r>
               <w:rPr>
                 <w:b/>
@@ -3014,7 +3570,6 @@
               </w:rPr>
               <w:t>LabelID</w:t>
             </w:r>
-            <w:proofErr w:type="spellEnd"/>
           </w:p>
         </w:tc>
         <w:tc>
@@ -3464,7 +4019,6 @@
               <w:rPr>
                 <w:lang w:val="x-none"/>
               </w:rPr>
-              <w:lastRenderedPageBreak/>
               <w:t>1414</w:t>
             </w:r>
           </w:p>
@@ -3562,11 +4116,12 @@
       <w:pPr>
         <w:pStyle w:val="Heading2"/>
       </w:pPr>
-      <w:bookmarkStart w:id="12" w:name="_Toc214856530"/>
-      <w:r>
+      <w:bookmarkStart w:id="16" w:name="_Toc215697555"/>
+      <w:r>
+        <w:lastRenderedPageBreak/>
         <w:t>Buttons within language files</w:t>
       </w:r>
-      <w:bookmarkEnd w:id="12"/>
+      <w:bookmarkEnd w:id="16"/>
     </w:p>
     <w:p>
       <w:pPr>
@@ -3684,7 +4239,6 @@
                 <w:lang w:val="x-none"/>
               </w:rPr>
             </w:pPr>
-            <w:proofErr w:type="spellStart"/>
             <w:r>
               <w:rPr>
                 <w:b/>
@@ -3693,7 +4247,6 @@
               </w:rPr>
               <w:t>LabelID</w:t>
             </w:r>
-            <w:proofErr w:type="spellEnd"/>
           </w:p>
         </w:tc>
         <w:tc>
@@ -4787,19 +5340,16 @@
         </w:tc>
       </w:tr>
     </w:tbl>
-    <w:p>
-      <w:bookmarkStart w:id="13" w:name="_Toc214856531"/>
-    </w:p>
     <w:p/>
     <w:p>
       <w:pPr>
         <w:pStyle w:val="Heading2"/>
       </w:pPr>
-      <w:r>
-        <w:lastRenderedPageBreak/>
+      <w:bookmarkStart w:id="17" w:name="_Toc215697556"/>
+      <w:r>
         <w:t>Spelling, Typos, Punctuation, and Shortcuts</w:t>
       </w:r>
-      <w:bookmarkEnd w:id="13"/>
+      <w:bookmarkEnd w:id="17"/>
     </w:p>
     <w:p>
       <w:pPr>
@@ -4868,11 +5418,12 @@
       <w:pPr>
         <w:pStyle w:val="Heading3"/>
       </w:pPr>
-      <w:bookmarkStart w:id="14" w:name="_Toc214856532"/>
-      <w:r>
+      <w:bookmarkStart w:id="18" w:name="_Toc215697557"/>
+      <w:r>
+        <w:lastRenderedPageBreak/>
         <w:t>Specific Punctuation Checks</w:t>
       </w:r>
-      <w:bookmarkEnd w:id="14"/>
+      <w:bookmarkEnd w:id="18"/>
     </w:p>
     <w:p>
       <w:pPr>
@@ -4913,11 +5464,11 @@
       <w:pPr>
         <w:pStyle w:val="Heading3"/>
       </w:pPr>
-      <w:bookmarkStart w:id="15" w:name="_Toc214856533"/>
+      <w:bookmarkStart w:id="19" w:name="_Toc215697558"/>
       <w:r>
         <w:t>Ampersand ' &amp; ' Characters</w:t>
       </w:r>
-      <w:bookmarkEnd w:id="15"/>
+      <w:bookmarkEnd w:id="19"/>
       <w:r>
         <w:t xml:space="preserve">  </w:t>
       </w:r>
@@ -4952,11 +5503,11 @@
       <w:pPr>
         <w:pStyle w:val="Heading2"/>
       </w:pPr>
-      <w:bookmarkStart w:id="16" w:name="_Toc214856534"/>
+      <w:bookmarkStart w:id="20" w:name="_Toc215697559"/>
       <w:r>
         <w:t>Incomplete or Missing Translations</w:t>
       </w:r>
-      <w:bookmarkEnd w:id="16"/>
+      <w:bookmarkEnd w:id="20"/>
     </w:p>
     <w:p>
       <w:pPr>
@@ -5525,49 +6076,13 @@
     </w:tbl>
     <w:p>
       <w:pPr>
-        <w:rPr>
-          <w:lang w:val="x-none"/>
-        </w:rPr>
-      </w:pPr>
-    </w:p>
-    <w:p>
-      <w:pPr>
-        <w:rPr>
-          <w:lang w:val="x-none"/>
-        </w:rPr>
-      </w:pPr>
-    </w:p>
-    <w:p>
-      <w:pPr>
-        <w:rPr>
-          <w:lang w:val="x-none"/>
-        </w:rPr>
-      </w:pPr>
-    </w:p>
-    <w:p>
-      <w:pPr>
-        <w:rPr>
-          <w:lang w:val="x-none"/>
-        </w:rPr>
-      </w:pPr>
-    </w:p>
-    <w:p>
-      <w:pPr>
-        <w:rPr>
-          <w:lang w:val="x-none"/>
-        </w:rPr>
-      </w:pPr>
-    </w:p>
-    <w:p>
-      <w:pPr>
         <w:pStyle w:val="Heading2"/>
       </w:pPr>
-      <w:bookmarkStart w:id="17" w:name="_Toc214856535"/>
-      <w:r>
-        <w:lastRenderedPageBreak/>
+      <w:bookmarkStart w:id="21" w:name="_Toc215697560"/>
+      <w:r>
         <w:t>Terminology and Conceptual Consistency Review</w:t>
       </w:r>
-      <w:bookmarkEnd w:id="17"/>
+      <w:bookmarkEnd w:id="21"/>
     </w:p>
     <w:p>
       <w:pPr>
@@ -5794,25 +6309,7 @@
           <w:bCs/>
           <w:lang w:val="x-none"/>
         </w:rPr>
-        <w:t>"VAT," "GST," "Sales Tax," "IVA," "</w:t>
-      </w:r>
-      <w:proofErr w:type="spellStart"/>
-      <w:r>
-        <w:rPr>
-          <w:b/>
-          <w:bCs/>
-          <w:lang w:val="x-none"/>
-        </w:rPr>
-        <w:t>MwSt</w:t>
-      </w:r>
-      <w:proofErr w:type="spellEnd"/>
-      <w:r>
-        <w:rPr>
-          <w:b/>
-          <w:bCs/>
-          <w:lang w:val="x-none"/>
-        </w:rPr>
-        <w:t>,"</w:t>
+        <w:t>"VAT," "GST," "Sales Tax," "IVA," "MwSt,"</w:t>
       </w:r>
       <w:r>
         <w:rPr>
@@ -5820,6 +6317,14 @@
         </w:rPr>
         <w:t xml:space="preserve"> etc.)?</w:t>
       </w:r>
+    </w:p>
+    <w:p>
+      <w:pPr>
+        <w:ind w:left="1080"/>
+        <w:rPr>
+          <w:lang w:val="x-none"/>
+        </w:rPr>
+      </w:pPr>
     </w:p>
     <w:p>
       <w:pPr>
@@ -5835,6 +6340,7 @@
         <w:rPr>
           <w:lang w:val="x-none"/>
         </w:rPr>
+        <w:lastRenderedPageBreak/>
         <w:t>Specific Functional Consistency</w:t>
       </w:r>
     </w:p>
@@ -6338,21 +6844,7 @@
               <w:rPr>
                 <w:lang w:val="x-none"/>
               </w:rPr>
-              <w:t xml:space="preserve"> to clearly separate future demand from current stock </w:t>
-            </w:r>
-            <w:proofErr w:type="spellStart"/>
-            <w:r>
-              <w:rPr>
-                <w:lang w:val="x-none"/>
-              </w:rPr>
-              <w:t>fulfillment</w:t>
-            </w:r>
-            <w:proofErr w:type="spellEnd"/>
-            <w:r>
-              <w:rPr>
-                <w:lang w:val="x-none"/>
-              </w:rPr>
-              <w:t>.</w:t>
+              <w:t xml:space="preserve"> to clearly separate future demand from current stock fulfillment.</w:t>
             </w:r>
           </w:p>
         </w:tc>
@@ -6612,7 +7104,6 @@
         <w:rPr>
           <w:lang w:val="x-none"/>
         </w:rPr>
-        <w:lastRenderedPageBreak/>
         <w:t xml:space="preserve">Is the Budget called a </w:t>
       </w:r>
       <w:r>
@@ -6714,21 +7205,7 @@
         <w:rPr>
           <w:lang w:val="x-none"/>
         </w:rPr>
-        <w:t xml:space="preserve">If the Accounts Payable module is </w:t>
-      </w:r>
-      <w:proofErr w:type="spellStart"/>
-      <w:r>
-        <w:rPr>
-          <w:lang w:val="x-none"/>
-        </w:rPr>
-        <w:t>labeled</w:t>
-      </w:r>
-      <w:proofErr w:type="spellEnd"/>
-      <w:r>
-        <w:rPr>
-          <w:lang w:val="x-none"/>
-        </w:rPr>
-        <w:t xml:space="preserve"> </w:t>
+        <w:t xml:space="preserve">If the Accounts Payable module is labeled </w:t>
       </w:r>
       <w:r>
         <w:rPr>
@@ -6746,14 +7223,19 @@
       </w:r>
     </w:p>
     <w:p>
+      <w:bookmarkStart w:id="22" w:name="_Toc215697561"/>
+    </w:p>
+    <w:p/>
+    <w:p/>
+    <w:p>
       <w:pPr>
         <w:pStyle w:val="Heading2"/>
       </w:pPr>
-      <w:bookmarkStart w:id="18" w:name="_Toc214856536"/>
-      <w:r>
+      <w:r>
+        <w:lastRenderedPageBreak/>
         <w:t>Acronyms and specialized terms</w:t>
       </w:r>
-      <w:bookmarkEnd w:id="18"/>
+      <w:bookmarkEnd w:id="22"/>
     </w:p>
     <w:p>
       <w:pPr>
@@ -7284,21 +7766,7 @@
               <w:rPr>
                 <w:lang w:val="x-none"/>
               </w:rPr>
-              <w:t xml:space="preserve">Must be translated to the official local tax name (e.g., GST, HST, Sales Tax, IVA, </w:t>
-            </w:r>
-            <w:proofErr w:type="spellStart"/>
-            <w:r>
-              <w:rPr>
-                <w:lang w:val="x-none"/>
-              </w:rPr>
-              <w:t>MwSt</w:t>
-            </w:r>
-            <w:proofErr w:type="spellEnd"/>
-            <w:r>
-              <w:rPr>
-                <w:lang w:val="x-none"/>
-              </w:rPr>
-              <w:t>).</w:t>
+              <w:t>Must be translated to the official local tax name (e.g., GST, HST, Sales Tax, IVA, MwSt).</w:t>
             </w:r>
           </w:p>
         </w:tc>
@@ -7493,21 +7961,13 @@
     </w:p>
     <w:p>
       <w:pPr>
-        <w:rPr>
-          <w:lang w:val="x-none"/>
-        </w:rPr>
-      </w:pPr>
-    </w:p>
-    <w:p>
-      <w:pPr>
         <w:pStyle w:val="Heading1"/>
       </w:pPr>
-      <w:bookmarkStart w:id="19" w:name="_Toc214856537"/>
-      <w:r>
-        <w:lastRenderedPageBreak/>
+      <w:bookmarkStart w:id="23" w:name="_Toc215697562"/>
+      <w:r>
         <w:t>Reviewing/Refreshing Your Translations</w:t>
       </w:r>
-      <w:bookmarkEnd w:id="19"/>
+      <w:bookmarkEnd w:id="23"/>
     </w:p>
     <w:p>
       <w:pPr>
@@ -7668,6 +8128,7 @@
           <w:bCs/>
           <w:lang w:val="x-none"/>
         </w:rPr>
+        <w:lastRenderedPageBreak/>
         <w:t>Action:</w:t>
       </w:r>
       <w:r>
@@ -7695,11 +8156,11 @@
       <w:pPr>
         <w:pStyle w:val="Heading1"/>
       </w:pPr>
-      <w:bookmarkStart w:id="20" w:name="_Toc214856538"/>
+      <w:bookmarkStart w:id="24" w:name="_Toc215697563"/>
       <w:r>
         <w:t>Reviewing and Correcting Your Translations/Customizations/Localizations</w:t>
       </w:r>
-      <w:bookmarkEnd w:id="20"/>
+      <w:bookmarkEnd w:id="24"/>
     </w:p>
     <w:p>
       <w:pPr>
@@ -8150,7 +8611,6 @@
           <w:bCs/>
           <w:lang w:val="x-none"/>
         </w:rPr>
-        <w:lastRenderedPageBreak/>
         <w:t>Compliance and Legal Context</w:t>
       </w:r>
       <w:r>
@@ -8304,6 +8764,7 @@
           <w:bCs/>
           <w:lang w:val="x-none"/>
         </w:rPr>
+        <w:lastRenderedPageBreak/>
         <w:t>Goal:</w:t>
       </w:r>
       <w:r>
